--- a/Acordes domingo/Jorge/Amor sin condición (G) - Marco Barrientos.docx
+++ b/Acordes domingo/Jorge/Amor sin condición (G) - Marco Barrientos.docx
@@ -22,19 +22,8 @@
           <w:szCs w:val="15"/>
           <w:lang w:val="es-ES"/>
         </w:rPr>
-        <w:t>Amor sin condición</w:t>
-      </w:r>
-    </w:p>
-    <w:p>
-      <w:pPr>
-        <w:pStyle w:val="Normal"/>
-        <w:rPr>
-          <w:b/>
-          <w:b/>
-          <w:bCs/>
-          <w:color w:val="FF0000"/>
-        </w:rPr>
-      </w:pPr>
+        <w:t xml:space="preserve">Amor sin condición </w:t>
+      </w:r>
       <w:r>
         <w:rPr>
           <w:rFonts w:eastAsia="Courier 10 Pitch" w:cs="Iosevka"/>
@@ -45,6 +34,29 @@
           <w:szCs w:val="15"/>
           <w:lang w:val="es-ES"/>
         </w:rPr>
+        <w:t>(G)</w:t>
+      </w:r>
+    </w:p>
+    <w:p>
+      <w:pPr>
+        <w:pStyle w:val="Normal"/>
+        <w:rPr>
+          <w:b/>
+          <w:b/>
+          <w:bCs/>
+          <w:color w:val="FF0000"/>
+        </w:rPr>
+      </w:pPr>
+      <w:r>
+        <w:rPr>
+          <w:rFonts w:eastAsia="Courier 10 Pitch" w:cs="Iosevka"/>
+          <w:b/>
+          <w:bCs/>
+          <w:color w:val="FF0000"/>
+          <w:sz w:val="15"/>
+          <w:szCs w:val="15"/>
+          <w:lang w:val="es-ES"/>
+        </w:rPr>
         <w:t>Marco Barrientos</w:t>
       </w:r>
     </w:p>
@@ -83,7 +95,7 @@
           <w:bCs/>
           <w:color w:val="00A0FC"/>
         </w:rPr>
-        <w:t>INTRO</w:t>
+        <w:t>[Intro]</w:t>
       </w:r>
     </w:p>
     <w:p>
@@ -167,7 +179,7 @@
           <w:szCs w:val="13"/>
           <w:lang w:val="es-ES"/>
         </w:rPr>
-        <w:t>VERSO</w:t>
+        <w:t>[Verso]</w:t>
       </w:r>
     </w:p>
     <w:p>
@@ -531,7 +543,7 @@
           <w:szCs w:val="13"/>
           <w:lang w:val="es-ES"/>
         </w:rPr>
-        <w:t>PRE-CORO</w:t>
+        <w:t>[Pre-Coro]</w:t>
       </w:r>
     </w:p>
     <w:p>
@@ -925,7 +937,7 @@
           <w:szCs w:val="13"/>
           <w:lang w:val="es-ES"/>
         </w:rPr>
-        <w:t>CORO x2</w:t>
+        <w:t>[Coro x2]</w:t>
       </w:r>
     </w:p>
     <w:p>
@@ -1045,7 +1057,10 @@
         </w:rPr>
       </w:pPr>
       <w:r>
-        <w:rPr/>
+        <w:rPr>
+          <w:sz w:val="13"/>
+          <w:szCs w:val="13"/>
+        </w:rPr>
       </w:r>
     </w:p>
     <w:p>
@@ -1068,7 +1083,7 @@
           <w:szCs w:val="13"/>
           <w:lang w:val="es-ES"/>
         </w:rPr>
-        <w:t>INTERMEDIO</w:t>
+        <w:t>[Intermedio]</w:t>
       </w:r>
     </w:p>
     <w:p>
@@ -1216,7 +1231,7 @@
           <w:szCs w:val="13"/>
           <w:lang w:val="es-ES"/>
         </w:rPr>
-        <w:t>PRE-CORO</w:t>
+        <w:t>[Pre-Coro]</w:t>
       </w:r>
     </w:p>
     <w:p>
@@ -1315,7 +1330,7 @@
           <w:szCs w:val="13"/>
           <w:lang w:val="es-ES"/>
         </w:rPr>
-        <w:t>CORO x2</w:t>
+        <w:t>[Coro x2]</w:t>
       </w:r>
     </w:p>
     <w:p>
@@ -1353,9 +1368,10 @@
       </w:pPr>
       <w:r>
         <w:rPr>
-          <w:b w:val="false"/>
-          <w:bCs w:val="false"/>
-          <w:color w:val="auto"/>
+          <w:rFonts w:eastAsia="Courier 10 Pitch" w:cs="Iosevka"/>
+          <w:sz w:val="13"/>
+          <w:szCs w:val="13"/>
+          <w:lang w:val="es-ES"/>
         </w:rPr>
       </w:r>
     </w:p>
@@ -1376,7 +1392,7 @@
           <w:bCs/>
           <w:color w:val="00A0FC"/>
         </w:rPr>
-        <w:t>INTRO</w:t>
+        <w:t>[Intro]</w:t>
       </w:r>
     </w:p>
     <w:p>
@@ -1467,7 +1483,7 @@
           <w:szCs w:val="13"/>
           <w:lang w:val="es-ES"/>
         </w:rPr>
-        <w:t>CORO x2</w:t>
+        <w:t>[Coro x2]</w:t>
       </w:r>
     </w:p>
     <w:p>
@@ -1505,28 +1521,25 @@
       </w:pPr>
       <w:r>
         <w:rPr>
-          <w:b w:val="false"/>
-          <w:bCs w:val="false"/>
-          <w:color w:val="auto"/>
-        </w:rPr>
-      </w:r>
-    </w:p>
-    <w:p>
-      <w:pPr>
-        <w:pStyle w:val="Normal"/>
-        <w:rPr>
-          <w:rFonts w:eastAsia="Courier 10 Pitch" w:cs="Iosevka"/>
-          <w:sz w:val="13"/>
-          <w:szCs w:val="13"/>
-          <w:lang w:val="es-ES"/>
-        </w:rPr>
-      </w:pPr>
-      <w:r>
-        <w:rPr>
-          <w:b w:val="false"/>
-          <w:bCs w:val="false"/>
-          <w:color w:val="auto"/>
-        </w:rPr>
+          <w:rFonts w:eastAsia="Courier 10 Pitch" w:cs="Iosevka"/>
+          <w:sz w:val="13"/>
+          <w:szCs w:val="13"/>
+          <w:lang w:val="es-ES"/>
+        </w:rPr>
+      </w:r>
+    </w:p>
+    <w:p>
+      <w:pPr>
+        <w:pStyle w:val="Normal"/>
+        <w:rPr>
+          <w:rFonts w:eastAsia="Courier 10 Pitch" w:cs="Iosevka"/>
+          <w:sz w:val="13"/>
+          <w:szCs w:val="13"/>
+          <w:lang w:val="es-ES"/>
+        </w:rPr>
+      </w:pPr>
+      <w:r>
+        <w:rPr/>
       </w:r>
     </w:p>
     <w:sectPr>
@@ -1716,7 +1729,7 @@
     <w:pPr>
       <w:widowControl/>
       <w:suppressAutoHyphens w:val="true"/>
-      <w:overflowPunct w:val="true"/>
+      <w:overflowPunct w:val="false"/>
       <w:bidi w:val="0"/>
       <w:spacing w:before="0" w:after="0"/>
       <w:jc w:val="left"/>
